--- a/01-Banking & Finance/Đề bài BANKING.docx
+++ b/01-Banking & Finance/Đề bài BANKING.docx
@@ -4,6 +4,536 @@
   <w:body>
     <w:p>
       <w:pPr>
+        <w:spacing w:before="300" w:after="120" w:line="240" w:lineRule="auto"/>
+        <w:outlineLvl w:val="1"/>
+        <w:rPr>
+          <w:rFonts w:ascii="Arial" w:eastAsia="Times New Roman" w:hAnsi="Arial" w:cs="Arial"/>
+          <w:b/>
+          <w:bCs/>
+          <w:kern w:val="0"/>
+          <w14:ligatures w14:val="none"/>
+        </w:rPr>
+      </w:pPr>
+      <w:r>
+        <w:rPr>
+          <w:rFonts w:ascii="Arial" w:eastAsia="Times New Roman" w:hAnsi="Arial" w:cs="Arial"/>
+          <w:b/>
+          <w:bCs/>
+          <w:kern w:val="0"/>
+          <w14:ligatures w14:val="none"/>
+        </w:rPr>
+        <w:t>Xóm Bank — Retail Banking &amp; Cards</w:t>
+      </w:r>
+    </w:p>
+    <w:p>
+      <w:pPr>
+        <w:spacing w:after="0" w:line="240" w:lineRule="auto"/>
+        <w:rPr>
+          <w:rFonts w:ascii="Arial" w:eastAsia="Times New Roman" w:hAnsi="Arial" w:cs="Arial"/>
+          <w:kern w:val="0"/>
+          <w:sz w:val="21"/>
+          <w:szCs w:val="21"/>
+          <w14:ligatures w14:val="none"/>
+        </w:rPr>
+      </w:pPr>
+      <w:r>
+        <w:rPr>
+          <w:rFonts w:ascii="Arial" w:eastAsia="Times New Roman" w:hAnsi="Arial" w:cs="Arial"/>
+          <w:b/>
+          <w:bCs/>
+          <w:kern w:val="0"/>
+          <w:sz w:val="21"/>
+          <w:szCs w:val="21"/>
+          <w14:ligatures w14:val="none"/>
+        </w:rPr>
+        <w:t>Xóm Bank</w:t>
+      </w:r>
+      <w:r>
+        <w:rPr>
+          <w:rFonts w:ascii="Arial" w:eastAsia="Times New Roman" w:hAnsi="Arial" w:cs="Arial"/>
+          <w:kern w:val="0"/>
+          <w:sz w:val="21"/>
+          <w:szCs w:val="21"/>
+          <w14:ligatures w14:val="none"/>
+        </w:rPr>
+        <w:t> là ngân hàng bán lẻ kết hợp phát hành thẻ tín dụng tại </w:t>
+      </w:r>
+      <w:r>
+        <w:rPr>
+          <w:rFonts w:ascii="Arial" w:eastAsia="Times New Roman" w:hAnsi="Arial" w:cs="Arial"/>
+          <w:b/>
+          <w:bCs/>
+          <w:kern w:val="0"/>
+          <w:sz w:val="21"/>
+          <w:szCs w:val="21"/>
+          <w14:ligatures w14:val="none"/>
+        </w:rPr>
+        <w:t>Mỹ</w:t>
+      </w:r>
+      <w:r>
+        <w:rPr>
+          <w:rFonts w:ascii="Arial" w:eastAsia="Times New Roman" w:hAnsi="Arial" w:cs="Arial"/>
+          <w:kern w:val="0"/>
+          <w:sz w:val="21"/>
+          <w:szCs w:val="21"/>
+          <w14:ligatures w14:val="none"/>
+        </w:rPr>
+        <w:t>, phục vụ hơn </w:t>
+      </w:r>
+      <w:r>
+        <w:rPr>
+          <w:rFonts w:ascii="Arial" w:eastAsia="Times New Roman" w:hAnsi="Arial" w:cs="Arial"/>
+          <w:b/>
+          <w:bCs/>
+          <w:kern w:val="0"/>
+          <w:sz w:val="21"/>
+          <w:szCs w:val="21"/>
+          <w14:ligatures w14:val="none"/>
+        </w:rPr>
+        <w:t>2.000 khách hàng cá nhân</w:t>
+      </w:r>
+      <w:r>
+        <w:rPr>
+          <w:rFonts w:ascii="Arial" w:eastAsia="Times New Roman" w:hAnsi="Arial" w:cs="Arial"/>
+          <w:kern w:val="0"/>
+          <w:sz w:val="21"/>
+          <w:szCs w:val="21"/>
+          <w14:ligatures w14:val="none"/>
+        </w:rPr>
+        <w:t> với danh mục thẻ đa dạng (Visa, Mastercard, Amex, Discover) ở các loại </w:t>
+      </w:r>
+      <w:r>
+        <w:rPr>
+          <w:rFonts w:ascii="Arial" w:eastAsia="Times New Roman" w:hAnsi="Arial" w:cs="Arial"/>
+          <w:b/>
+          <w:bCs/>
+          <w:kern w:val="0"/>
+          <w:sz w:val="21"/>
+          <w:szCs w:val="21"/>
+          <w14:ligatures w14:val="none"/>
+        </w:rPr>
+        <w:t>Credit / Debit / Prepaid</w:t>
+      </w:r>
+      <w:r>
+        <w:rPr>
+          <w:rFonts w:ascii="Arial" w:eastAsia="Times New Roman" w:hAnsi="Arial" w:cs="Arial"/>
+          <w:kern w:val="0"/>
+          <w:sz w:val="21"/>
+          <w:szCs w:val="21"/>
+          <w14:ligatures w14:val="none"/>
+        </w:rPr>
+        <w:t>. Data warehouse hold ~1.3M giao dịch thẻ historical, merchant info, và demographics khách.</w:t>
+      </w:r>
+    </w:p>
+    <w:p>
+      <w:pPr>
+        <w:spacing w:before="240" w:after="60" w:line="240" w:lineRule="auto"/>
+        <w:outlineLvl w:val="2"/>
+        <w:rPr>
+          <w:rFonts w:ascii="Arial" w:eastAsia="Times New Roman" w:hAnsi="Arial" w:cs="Arial"/>
+          <w:b/>
+          <w:bCs/>
+          <w:kern w:val="0"/>
+          <w:sz w:val="21"/>
+          <w:szCs w:val="21"/>
+          <w14:ligatures w14:val="none"/>
+        </w:rPr>
+      </w:pPr>
+      <w:r>
+        <w:rPr>
+          <w:rFonts w:ascii="Arial" w:eastAsia="Times New Roman" w:hAnsi="Arial" w:cs="Arial"/>
+          <w:b/>
+          <w:bCs/>
+          <w:kern w:val="0"/>
+          <w:sz w:val="21"/>
+          <w:szCs w:val="21"/>
+          <w14:ligatures w14:val="none"/>
+        </w:rPr>
+        <w:t>Data context</w:t>
+      </w:r>
+    </w:p>
+    <w:p>
+      <w:pPr>
+        <w:numPr>
+          <w:ilvl w:val="0"/>
+          <w:numId w:val="6"/>
+        </w:numPr>
+        <w:spacing w:after="0" w:line="240" w:lineRule="auto"/>
+        <w:rPr>
+          <w:rFonts w:ascii="Arial" w:eastAsia="Times New Roman" w:hAnsi="Arial" w:cs="Arial"/>
+          <w:kern w:val="0"/>
+          <w:sz w:val="21"/>
+          <w:szCs w:val="21"/>
+          <w14:ligatures w14:val="none"/>
+        </w:rPr>
+      </w:pPr>
+      <w:r>
+        <w:rPr>
+          <w:rFonts w:ascii="Arial" w:eastAsia="Times New Roman" w:hAnsi="Arial" w:cs="Arial"/>
+          <w:b/>
+          <w:bCs/>
+          <w:kern w:val="0"/>
+          <w:sz w:val="21"/>
+          <w:szCs w:val="21"/>
+          <w14:ligatures w14:val="none"/>
+        </w:rPr>
+        <w:t>users</w:t>
+      </w:r>
+      <w:r>
+        <w:rPr>
+          <w:rFonts w:ascii="Arial" w:eastAsia="Times New Roman" w:hAnsi="Arial" w:cs="Arial"/>
+          <w:kern w:val="0"/>
+          <w:sz w:val="21"/>
+          <w:szCs w:val="21"/>
+          <w14:ligatures w14:val="none"/>
+        </w:rPr>
+        <w:t> (2.000 khách): có đầy đủ profile tài chính — thu nhập năm, tổng nợ, credit score (300-850), số thẻ tổng. Kèm địa chỉ + toạ độ.</w:t>
+      </w:r>
+    </w:p>
+    <w:p>
+      <w:pPr>
+        <w:numPr>
+          <w:ilvl w:val="0"/>
+          <w:numId w:val="6"/>
+        </w:numPr>
+        <w:spacing w:after="0" w:line="240" w:lineRule="auto"/>
+        <w:rPr>
+          <w:rFonts w:ascii="Arial" w:eastAsia="Times New Roman" w:hAnsi="Arial" w:cs="Arial"/>
+          <w:kern w:val="0"/>
+          <w:sz w:val="21"/>
+          <w:szCs w:val="21"/>
+          <w14:ligatures w14:val="none"/>
+        </w:rPr>
+      </w:pPr>
+      <w:r>
+        <w:rPr>
+          <w:rFonts w:ascii="Arial" w:eastAsia="Times New Roman" w:hAnsi="Arial" w:cs="Arial"/>
+          <w:b/>
+          <w:bCs/>
+          <w:kern w:val="0"/>
+          <w:sz w:val="21"/>
+          <w:szCs w:val="21"/>
+          <w14:ligatures w14:val="none"/>
+        </w:rPr>
+        <w:t>cards</w:t>
+      </w:r>
+      <w:r>
+        <w:rPr>
+          <w:rFonts w:ascii="Arial" w:eastAsia="Times New Roman" w:hAnsi="Arial" w:cs="Arial"/>
+          <w:kern w:val="0"/>
+          <w:sz w:val="21"/>
+          <w:szCs w:val="21"/>
+          <w14:ligatures w14:val="none"/>
+        </w:rPr>
+        <w:t> (6.000+ thẻ): mỗi khách có thể có nhiều thẻ. Có hạn mức tín dụng, ngày mở tài khoản, ngày hết hạn.</w:t>
+      </w:r>
+    </w:p>
+    <w:p>
+      <w:pPr>
+        <w:numPr>
+          <w:ilvl w:val="0"/>
+          <w:numId w:val="6"/>
+        </w:numPr>
+        <w:spacing w:after="0" w:line="240" w:lineRule="auto"/>
+        <w:rPr>
+          <w:rFonts w:ascii="Arial" w:eastAsia="Times New Roman" w:hAnsi="Arial" w:cs="Arial"/>
+          <w:kern w:val="0"/>
+          <w:sz w:val="21"/>
+          <w:szCs w:val="21"/>
+          <w14:ligatures w14:val="none"/>
+        </w:rPr>
+      </w:pPr>
+      <w:r>
+        <w:rPr>
+          <w:rFonts w:ascii="Arial" w:eastAsia="Times New Roman" w:hAnsi="Arial" w:cs="Arial"/>
+          <w:b/>
+          <w:bCs/>
+          <w:kern w:val="0"/>
+          <w:sz w:val="21"/>
+          <w:szCs w:val="21"/>
+          <w14:ligatures w14:val="none"/>
+        </w:rPr>
+        <w:t>transactions</w:t>
+      </w:r>
+      <w:r>
+        <w:rPr>
+          <w:rFonts w:ascii="Arial" w:eastAsia="Times New Roman" w:hAnsi="Arial" w:cs="Arial"/>
+          <w:kern w:val="0"/>
+          <w:sz w:val="21"/>
+          <w:szCs w:val="21"/>
+          <w14:ligatures w14:val="none"/>
+        </w:rPr>
+        <w:t> (1.3M giao dịch): số tiền (âm = refund), thời điểm, merchant (tên thành phố + state + zip), mã category merchant (MCC), ghi chú lỗi nếu có (VD "Bad PIN", "Insufficient Balance"), và hình thức (chip / swipe / online).</w:t>
+      </w:r>
+    </w:p>
+    <w:p>
+      <w:pPr>
+        <w:numPr>
+          <w:ilvl w:val="0"/>
+          <w:numId w:val="6"/>
+        </w:numPr>
+        <w:spacing w:after="0" w:line="240" w:lineRule="auto"/>
+        <w:rPr>
+          <w:rFonts w:ascii="Arial" w:eastAsia="Times New Roman" w:hAnsi="Arial" w:cs="Arial"/>
+          <w:kern w:val="0"/>
+          <w:sz w:val="21"/>
+          <w:szCs w:val="21"/>
+          <w14:ligatures w14:val="none"/>
+        </w:rPr>
+      </w:pPr>
+      <w:r>
+        <w:rPr>
+          <w:rFonts w:ascii="Arial" w:eastAsia="Times New Roman" w:hAnsi="Arial" w:cs="Arial"/>
+          <w:b/>
+          <w:bCs/>
+          <w:kern w:val="0"/>
+          <w:sz w:val="21"/>
+          <w:szCs w:val="21"/>
+          <w14:ligatures w14:val="none"/>
+        </w:rPr>
+        <w:t>mcc_codes</w:t>
+      </w:r>
+      <w:r>
+        <w:rPr>
+          <w:rFonts w:ascii="Arial" w:eastAsia="Times New Roman" w:hAnsi="Arial" w:cs="Arial"/>
+          <w:kern w:val="0"/>
+          <w:sz w:val="21"/>
+          <w:szCs w:val="21"/>
+          <w14:ligatures w14:val="none"/>
+        </w:rPr>
+        <w:t>: lookup mã merchant → mô tả dễ đọc (VD 5411 = Grocery Stores).</w:t>
+      </w:r>
+    </w:p>
+    <w:p>
+      <w:pPr>
+        <w:spacing w:before="240" w:after="60" w:line="240" w:lineRule="auto"/>
+        <w:outlineLvl w:val="2"/>
+        <w:rPr>
+          <w:rFonts w:ascii="Arial" w:eastAsia="Times New Roman" w:hAnsi="Arial" w:cs="Arial"/>
+          <w:b/>
+          <w:bCs/>
+          <w:kern w:val="0"/>
+          <w:sz w:val="21"/>
+          <w:szCs w:val="21"/>
+          <w14:ligatures w14:val="none"/>
+        </w:rPr>
+      </w:pPr>
+      <w:r>
+        <w:rPr>
+          <w:rFonts w:ascii="Arial" w:eastAsia="Times New Roman" w:hAnsi="Arial" w:cs="Arial"/>
+          <w:b/>
+          <w:bCs/>
+          <w:kern w:val="0"/>
+          <w:sz w:val="21"/>
+          <w:szCs w:val="21"/>
+          <w14:ligatures w14:val="none"/>
+        </w:rPr>
+        <w:t>Pain points</w:t>
+      </w:r>
+    </w:p>
+    <w:p>
+      <w:pPr>
+        <w:numPr>
+          <w:ilvl w:val="0"/>
+          <w:numId w:val="7"/>
+        </w:numPr>
+        <w:spacing w:after="0" w:line="240" w:lineRule="auto"/>
+        <w:rPr>
+          <w:rFonts w:ascii="Arial" w:eastAsia="Times New Roman" w:hAnsi="Arial" w:cs="Arial"/>
+          <w:kern w:val="0"/>
+          <w:sz w:val="21"/>
+          <w:szCs w:val="21"/>
+          <w14:ligatures w14:val="none"/>
+        </w:rPr>
+      </w:pPr>
+      <w:r>
+        <w:rPr>
+          <w:rFonts w:ascii="Arial" w:eastAsia="Times New Roman" w:hAnsi="Arial" w:cs="Arial"/>
+          <w:b/>
+          <w:bCs/>
+          <w:kern w:val="0"/>
+          <w:sz w:val="21"/>
+          <w:szCs w:val="21"/>
+          <w14:ligatures w14:val="none"/>
+        </w:rPr>
+        <w:t>Fraud detection chưa có rule</w:t>
+      </w:r>
+      <w:r>
+        <w:rPr>
+          <w:rFonts w:ascii="Arial" w:eastAsia="Times New Roman" w:hAnsi="Arial" w:cs="Arial"/>
+          <w:kern w:val="0"/>
+          <w:sz w:val="21"/>
+          <w:szCs w:val="21"/>
+          <w14:ligatures w14:val="none"/>
+        </w:rPr>
+        <w:t> — cột lỗi có nhiều loại mixed với fraud signal, chưa ai build rule phát hiện thẻ bị steal (chuỗi giao dịch fail liên tiếp ở các địa điểm khác).</w:t>
+      </w:r>
+    </w:p>
+    <w:p>
+      <w:pPr>
+        <w:numPr>
+          <w:ilvl w:val="0"/>
+          <w:numId w:val="7"/>
+        </w:numPr>
+        <w:spacing w:after="0" w:line="240" w:lineRule="auto"/>
+        <w:rPr>
+          <w:rFonts w:ascii="Arial" w:eastAsia="Times New Roman" w:hAnsi="Arial" w:cs="Arial"/>
+          <w:kern w:val="0"/>
+          <w:sz w:val="21"/>
+          <w:szCs w:val="21"/>
+          <w14:ligatures w14:val="none"/>
+        </w:rPr>
+      </w:pPr>
+      <w:r>
+        <w:rPr>
+          <w:rFonts w:ascii="Arial" w:eastAsia="Times New Roman" w:hAnsi="Arial" w:cs="Arial"/>
+          <w:b/>
+          <w:bCs/>
+          <w:kern w:val="0"/>
+          <w:sz w:val="21"/>
+          <w:szCs w:val="21"/>
+          <w14:ligatures w14:val="none"/>
+        </w:rPr>
+        <w:t>Credit utilization</w:t>
+      </w:r>
+      <w:r>
+        <w:rPr>
+          <w:rFonts w:ascii="Arial" w:eastAsia="Times New Roman" w:hAnsi="Arial" w:cs="Arial"/>
+          <w:kern w:val="0"/>
+          <w:sz w:val="21"/>
+          <w:szCs w:val="21"/>
+          <w14:ligatures w14:val="none"/>
+        </w:rPr>
+        <w:t> — ratio tổng chi trên hạn mức, tỷ lệ cao = rủi ro default. Chưa có dashboard theo dõi.</w:t>
+      </w:r>
+    </w:p>
+    <w:p>
+      <w:pPr>
+        <w:numPr>
+          <w:ilvl w:val="0"/>
+          <w:numId w:val="7"/>
+        </w:numPr>
+        <w:spacing w:after="0" w:line="240" w:lineRule="auto"/>
+        <w:rPr>
+          <w:rFonts w:ascii="Arial" w:eastAsia="Times New Roman" w:hAnsi="Arial" w:cs="Arial"/>
+          <w:kern w:val="0"/>
+          <w:sz w:val="21"/>
+          <w:szCs w:val="21"/>
+          <w14:ligatures w14:val="none"/>
+        </w:rPr>
+      </w:pPr>
+      <w:r>
+        <w:rPr>
+          <w:rFonts w:ascii="Arial" w:eastAsia="Times New Roman" w:hAnsi="Arial" w:cs="Arial"/>
+          <w:b/>
+          <w:bCs/>
+          <w:kern w:val="0"/>
+          <w:sz w:val="21"/>
+          <w:szCs w:val="21"/>
+          <w14:ligatures w14:val="none"/>
+        </w:rPr>
+        <w:t>Dormant cards</w:t>
+      </w:r>
+      <w:r>
+        <w:rPr>
+          <w:rFonts w:ascii="Arial" w:eastAsia="Times New Roman" w:hAnsi="Arial" w:cs="Arial"/>
+          <w:kern w:val="0"/>
+          <w:sz w:val="21"/>
+          <w:szCs w:val="21"/>
+          <w14:ligatures w14:val="none"/>
+        </w:rPr>
+        <w:t> — nhiều thẻ mở ra không dùng. Tỷ lệ active / total?</w:t>
+      </w:r>
+    </w:p>
+    <w:p>
+      <w:pPr>
+        <w:spacing w:before="240" w:after="60" w:line="240" w:lineRule="auto"/>
+        <w:outlineLvl w:val="2"/>
+        <w:rPr>
+          <w:rFonts w:ascii="Arial" w:eastAsia="Times New Roman" w:hAnsi="Arial" w:cs="Arial"/>
+          <w:b/>
+          <w:bCs/>
+          <w:kern w:val="0"/>
+          <w:sz w:val="21"/>
+          <w:szCs w:val="21"/>
+          <w14:ligatures w14:val="none"/>
+        </w:rPr>
+      </w:pPr>
+      <w:r>
+        <w:rPr>
+          <w:rFonts w:ascii="Arial" w:eastAsia="Times New Roman" w:hAnsi="Arial" w:cs="Arial"/>
+          <w:b/>
+          <w:bCs/>
+          <w:kern w:val="0"/>
+          <w:sz w:val="21"/>
+          <w:szCs w:val="21"/>
+          <w14:ligatures w14:val="none"/>
+        </w:rPr>
+        <w:t>Trách nhiệm analyst</w:t>
+      </w:r>
+    </w:p>
+    <w:p>
+      <w:pPr>
+        <w:spacing w:after="0" w:line="240" w:lineRule="auto"/>
+        <w:rPr>
+          <w:rFonts w:ascii="Arial" w:eastAsia="Times New Roman" w:hAnsi="Arial" w:cs="Arial"/>
+          <w:kern w:val="0"/>
+          <w:sz w:val="21"/>
+          <w:szCs w:val="21"/>
+          <w14:ligatures w14:val="none"/>
+        </w:rPr>
+      </w:pPr>
+      <w:r>
+        <w:rPr>
+          <w:rFonts w:ascii="Arial" w:eastAsia="Times New Roman" w:hAnsi="Arial" w:cs="Arial"/>
+          <w:kern w:val="0"/>
+          <w:sz w:val="21"/>
+          <w:szCs w:val="21"/>
+          <w14:ligatures w14:val="none"/>
+        </w:rPr>
+        <w:t>Bạn là </w:t>
+      </w:r>
+      <w:r>
+        <w:rPr>
+          <w:rFonts w:ascii="Arial" w:eastAsia="Times New Roman" w:hAnsi="Arial" w:cs="Arial"/>
+          <w:b/>
+          <w:bCs/>
+          <w:kern w:val="0"/>
+          <w:sz w:val="21"/>
+          <w:szCs w:val="21"/>
+          <w14:ligatures w14:val="none"/>
+        </w:rPr>
+        <w:t>Risk Analyst</w:t>
+      </w:r>
+      <w:r>
+        <w:rPr>
+          <w:rFonts w:ascii="Arial" w:eastAsia="Times New Roman" w:hAnsi="Arial" w:cs="Arial"/>
+          <w:kern w:val="0"/>
+          <w:sz w:val="21"/>
+          <w:szCs w:val="21"/>
+          <w14:ligatures w14:val="none"/>
+        </w:rPr>
+        <w:t> tại Xóm Bank. Nhận yêu cầu từ Chief Risk Officer, Head of Cards Product, Head of Retail Banking. Dataset giao dịch lớn, phải cẩn thận khi lọc.</w:t>
+      </w:r>
+    </w:p>
+    <w:p>
+      <w:pPr>
+        <w:rPr>
+          <w:b/>
+          <w:bCs/>
+        </w:rPr>
+      </w:pPr>
+    </w:p>
+    <w:p>
+      <w:pPr>
+        <w:rPr>
+          <w:b/>
+          <w:bCs/>
+        </w:rPr>
+      </w:pPr>
+    </w:p>
+    <w:p>
+      <w:pPr>
         <w:rPr>
           <w:b/>
           <w:bCs/>
@@ -37,6 +567,9 @@
         <w:t>Chào cả Xóm </w:t>
       </w:r>
       <w:r>
+        <w:rPr>
+          <w:noProof/>
+        </w:rPr>
         <w:drawing>
           <wp:inline distT="0" distB="0" distL="0" distR="0" wp14:anchorId="51E6A863" wp14:editId="35AE787A">
             <wp:extent cx="152400" cy="152400"/>
@@ -166,6 +699,10 @@
         </w:rPr>
       </w:pPr>
       <w:r>
+        <w:rPr>
+          <w:noProof/>
+        </w:rPr>
+        <w:lastRenderedPageBreak/>
         <w:drawing>
           <wp:inline distT="0" distB="0" distL="0" distR="0" wp14:anchorId="18D6CAFD" wp14:editId="0F0959ED">
             <wp:extent cx="152400" cy="152400"/>
@@ -306,6 +843,9 @@
         </w:rPr>
       </w:pPr>
       <w:r>
+        <w:rPr>
+          <w:noProof/>
+        </w:rPr>
         <w:drawing>
           <wp:inline distT="0" distB="0" distL="0" distR="0" wp14:anchorId="03360A68" wp14:editId="4627CC17">
             <wp:extent cx="152400" cy="152400"/>
@@ -381,6 +921,9 @@
         </w:rPr>
       </w:pPr>
       <w:r>
+        <w:rPr>
+          <w:noProof/>
+        </w:rPr>
         <w:drawing>
           <wp:inline distT="0" distB="0" distL="0" distR="0" wp14:anchorId="4B39D7A0" wp14:editId="4D6867AB">
             <wp:extent cx="152400" cy="152400"/>
@@ -468,7 +1011,6 @@
           <w:b/>
           <w:bCs/>
         </w:rPr>
-        <w:lastRenderedPageBreak/>
         <w:t>Mục tiêu:</w:t>
       </w:r>
       <w:r>
@@ -499,6 +1041,9 @@
         </w:rPr>
       </w:pPr>
       <w:r>
+        <w:rPr>
+          <w:noProof/>
+        </w:rPr>
         <w:drawing>
           <wp:inline distT="0" distB="0" distL="0" distR="0" wp14:anchorId="0511F68A" wp14:editId="2773C380">
             <wp:extent cx="152400" cy="152400"/>
@@ -616,6 +1161,10 @@
         </w:rPr>
       </w:pPr>
       <w:r>
+        <w:rPr>
+          <w:noProof/>
+        </w:rPr>
+        <w:lastRenderedPageBreak/>
         <w:drawing>
           <wp:inline distT="0" distB="0" distL="0" distR="0" wp14:anchorId="1D2BB559" wp14:editId="1FFE2073">
             <wp:extent cx="152400" cy="152400"/>
@@ -771,6 +1320,9 @@
         </w:rPr>
       </w:pPr>
       <w:r>
+        <w:rPr>
+          <w:noProof/>
+        </w:rPr>
         <w:drawing>
           <wp:inline distT="0" distB="0" distL="0" distR="0" wp14:anchorId="30D8C710" wp14:editId="17448812">
             <wp:extent cx="152400" cy="152400"/>
@@ -895,6 +1447,155 @@
 <file path=word/numbering.xml><?xml version="1.0" encoding="utf-8"?>
 <w:numbering xmlns:wpc="http://schemas.microsoft.com/office/word/2010/wordprocessingCanvas" xmlns:cx="http://schemas.microsoft.com/office/drawing/2014/chartex" xmlns:cx1="http://schemas.microsoft.com/office/drawing/2015/9/8/chartex" xmlns:cx2="http://schemas.microsoft.com/office/drawing/2015/10/21/chartex" xmlns:cx3="http://schemas.microsoft.com/office/drawing/2016/5/9/chartex" xmlns:cx4="http://schemas.microsoft.com/office/drawing/2016/5/10/chartex" xmlns:cx5="http://schemas.microsoft.com/office/drawing/2016/5/11/chartex" xmlns:cx6="http://schemas.microsoft.com/office/drawing/2016/5/12/chartex" xmlns:cx7="http://schemas.microsoft.com/office/drawing/2016/5/13/chartex" xmlns:cx8="http://schemas.microsoft.com/office/drawing/2016/5/14/chartex" xmlns:mc="http://schemas.openxmlformats.org/markup-compatibility/2006" xmlns:aink="http://schemas.microsoft.com/office/drawing/2016/ink" xmlns:am3d="http://schemas.microsoft.com/office/drawing/2017/model3d" xmlns:o="urn:schemas-microsoft-com:office:office" xmlns:oel="http://schemas.microsoft.com/office/2019/extlst" xmlns:r="http://schemas.openxmlformats.org/officeDocument/2006/relationships" xmlns:m="http://schemas.openxmlformats.org/officeDocument/2006/math" xmlns:v="urn:schemas-microsoft-com:vml" xmlns:wp14="http://schemas.microsoft.com/office/word/2010/wordprocessingDrawing" xmlns:wp="http://schemas.openxmlformats.org/drawingml/2006/wordprocessingDrawing" xmlns:w10="urn:schemas-microsoft-com:office:word" xmlns:w="http://schemas.openxmlformats.org/wordprocessingml/2006/main" xmlns:w14="http://schemas.microsoft.com/office/word/2010/wordml" xmlns:w15="http://schemas.microsoft.com/office/word/2012/wordml" xmlns:w16cex="http://schemas.microsoft.com/office/word/2018/wordml/cex" xmlns:w16cid="http://schemas.microsoft.com/office/word/2016/wordml/cid" xmlns:w16="http://schemas.microsoft.com/office/word/2018/wordml" xmlns:w16du="http://schemas.microsoft.com/office/word/2023/wordml/word16du" xmlns:w16sdtdh="http://schemas.microsoft.com/office/word/2020/wordml/sdtdatahash" xmlns:w16sdtfl="http://schemas.microsoft.com/office/word/2024/wordml/sdtformatlock" xmlns:w16se="http://schemas.microsoft.com/office/word/2015/wordml/symex" xmlns:wpg="http://schemas.microsoft.com/office/word/2010/wordprocessingGroup" xmlns:wpi="http://schemas.microsoft.com/office/word/2010/wordprocessingInk" xmlns:wne="http://schemas.microsoft.com/office/word/2006/wordml" xmlns:wps="http://schemas.microsoft.com/office/word/2010/wordprocessingShape" mc:Ignorable="w14 w15 w16se w16cid w16 w16cex w16sdtdh w16sdtfl w16du wp14">
   <w:abstractNum w:abstractNumId="0" w15:restartNumberingAfterBreak="0">
+    <w:nsid w:val="02AA697F"/>
+    <w:multiLevelType w:val="multilevel"/>
+    <w:tmpl w:val="E7A8B97C"/>
+    <w:lvl w:ilvl="0">
+      <w:start w:val="1"/>
+      <w:numFmt w:val="bullet"/>
+      <w:lvlText w:val=""/>
+      <w:lvlJc w:val="left"/>
+      <w:pPr>
+        <w:tabs>
+          <w:tab w:val="num" w:pos="720"/>
+        </w:tabs>
+        <w:ind w:left="720" w:hanging="360"/>
+      </w:pPr>
+      <w:rPr>
+        <w:rFonts w:ascii="Symbol" w:hAnsi="Symbol" w:hint="default"/>
+        <w:sz w:val="20"/>
+      </w:rPr>
+    </w:lvl>
+    <w:lvl w:ilvl="1" w:tentative="1">
+      <w:start w:val="1"/>
+      <w:numFmt w:val="bullet"/>
+      <w:lvlText w:val="o"/>
+      <w:lvlJc w:val="left"/>
+      <w:pPr>
+        <w:tabs>
+          <w:tab w:val="num" w:pos="1440"/>
+        </w:tabs>
+        <w:ind w:left="1440" w:hanging="360"/>
+      </w:pPr>
+      <w:rPr>
+        <w:rFonts w:ascii="Courier New" w:hAnsi="Courier New" w:hint="default"/>
+        <w:sz w:val="20"/>
+      </w:rPr>
+    </w:lvl>
+    <w:lvl w:ilvl="2" w:tentative="1">
+      <w:start w:val="1"/>
+      <w:numFmt w:val="bullet"/>
+      <w:lvlText w:val=""/>
+      <w:lvlJc w:val="left"/>
+      <w:pPr>
+        <w:tabs>
+          <w:tab w:val="num" w:pos="2160"/>
+        </w:tabs>
+        <w:ind w:left="2160" w:hanging="360"/>
+      </w:pPr>
+      <w:rPr>
+        <w:rFonts w:ascii="Wingdings" w:hAnsi="Wingdings" w:hint="default"/>
+        <w:sz w:val="20"/>
+      </w:rPr>
+    </w:lvl>
+    <w:lvl w:ilvl="3" w:tentative="1">
+      <w:start w:val="1"/>
+      <w:numFmt w:val="bullet"/>
+      <w:lvlText w:val=""/>
+      <w:lvlJc w:val="left"/>
+      <w:pPr>
+        <w:tabs>
+          <w:tab w:val="num" w:pos="2880"/>
+        </w:tabs>
+        <w:ind w:left="2880" w:hanging="360"/>
+      </w:pPr>
+      <w:rPr>
+        <w:rFonts w:ascii="Wingdings" w:hAnsi="Wingdings" w:hint="default"/>
+        <w:sz w:val="20"/>
+      </w:rPr>
+    </w:lvl>
+    <w:lvl w:ilvl="4" w:tentative="1">
+      <w:start w:val="1"/>
+      <w:numFmt w:val="bullet"/>
+      <w:lvlText w:val=""/>
+      <w:lvlJc w:val="left"/>
+      <w:pPr>
+        <w:tabs>
+          <w:tab w:val="num" w:pos="3600"/>
+        </w:tabs>
+        <w:ind w:left="3600" w:hanging="360"/>
+      </w:pPr>
+      <w:rPr>
+        <w:rFonts w:ascii="Wingdings" w:hAnsi="Wingdings" w:hint="default"/>
+        <w:sz w:val="20"/>
+      </w:rPr>
+    </w:lvl>
+    <w:lvl w:ilvl="5" w:tentative="1">
+      <w:start w:val="1"/>
+      <w:numFmt w:val="bullet"/>
+      <w:lvlText w:val=""/>
+      <w:lvlJc w:val="left"/>
+      <w:pPr>
+        <w:tabs>
+          <w:tab w:val="num" w:pos="4320"/>
+        </w:tabs>
+        <w:ind w:left="4320" w:hanging="360"/>
+      </w:pPr>
+      <w:rPr>
+        <w:rFonts w:ascii="Wingdings" w:hAnsi="Wingdings" w:hint="default"/>
+        <w:sz w:val="20"/>
+      </w:rPr>
+    </w:lvl>
+    <w:lvl w:ilvl="6" w:tentative="1">
+      <w:start w:val="1"/>
+      <w:numFmt w:val="bullet"/>
+      <w:lvlText w:val=""/>
+      <w:lvlJc w:val="left"/>
+      <w:pPr>
+        <w:tabs>
+          <w:tab w:val="num" w:pos="5040"/>
+        </w:tabs>
+        <w:ind w:left="5040" w:hanging="360"/>
+      </w:pPr>
+      <w:rPr>
+        <w:rFonts w:ascii="Wingdings" w:hAnsi="Wingdings" w:hint="default"/>
+        <w:sz w:val="20"/>
+      </w:rPr>
+    </w:lvl>
+    <w:lvl w:ilvl="7" w:tentative="1">
+      <w:start w:val="1"/>
+      <w:numFmt w:val="bullet"/>
+      <w:lvlText w:val=""/>
+      <w:lvlJc w:val="left"/>
+      <w:pPr>
+        <w:tabs>
+          <w:tab w:val="num" w:pos="5760"/>
+        </w:tabs>
+        <w:ind w:left="5760" w:hanging="360"/>
+      </w:pPr>
+      <w:rPr>
+        <w:rFonts w:ascii="Wingdings" w:hAnsi="Wingdings" w:hint="default"/>
+        <w:sz w:val="20"/>
+      </w:rPr>
+    </w:lvl>
+    <w:lvl w:ilvl="8" w:tentative="1">
+      <w:start w:val="1"/>
+      <w:numFmt w:val="bullet"/>
+      <w:lvlText w:val=""/>
+      <w:lvlJc w:val="left"/>
+      <w:pPr>
+        <w:tabs>
+          <w:tab w:val="num" w:pos="6480"/>
+        </w:tabs>
+        <w:ind w:left="6480" w:hanging="360"/>
+      </w:pPr>
+      <w:rPr>
+        <w:rFonts w:ascii="Wingdings" w:hAnsi="Wingdings" w:hint="default"/>
+        <w:sz w:val="20"/>
+      </w:rPr>
+    </w:lvl>
+  </w:abstractNum>
+  <w:abstractNum w:abstractNumId="1" w15:restartNumberingAfterBreak="0">
     <w:nsid w:val="1D6D1B76"/>
     <w:multiLevelType w:val="multilevel"/>
     <w:tmpl w:val="6CE4EEEC"/>
@@ -1043,7 +1744,7 @@
       </w:rPr>
     </w:lvl>
   </w:abstractNum>
-  <w:abstractNum w:abstractNumId="1" w15:restartNumberingAfterBreak="0">
+  <w:abstractNum w:abstractNumId="2" w15:restartNumberingAfterBreak="0">
     <w:nsid w:val="4B9E3DAA"/>
     <w:multiLevelType w:val="multilevel"/>
     <w:tmpl w:val="AB74FFF0"/>
@@ -1192,7 +1893,7 @@
       </w:rPr>
     </w:lvl>
   </w:abstractNum>
-  <w:abstractNum w:abstractNumId="2" w15:restartNumberingAfterBreak="0">
+  <w:abstractNum w:abstractNumId="3" w15:restartNumberingAfterBreak="0">
     <w:nsid w:val="5D2B7561"/>
     <w:multiLevelType w:val="multilevel"/>
     <w:tmpl w:val="D050326E"/>
@@ -1341,7 +2042,7 @@
       </w:rPr>
     </w:lvl>
   </w:abstractNum>
-  <w:abstractNum w:abstractNumId="3" w15:restartNumberingAfterBreak="0">
+  <w:abstractNum w:abstractNumId="4" w15:restartNumberingAfterBreak="0">
     <w:nsid w:val="707C0EDD"/>
     <w:multiLevelType w:val="multilevel"/>
     <w:tmpl w:val="B434D90A"/>
@@ -1490,7 +2191,120 @@
       </w:rPr>
     </w:lvl>
   </w:abstractNum>
-  <w:abstractNum w:abstractNumId="4" w15:restartNumberingAfterBreak="0">
+  <w:abstractNum w:abstractNumId="5" w15:restartNumberingAfterBreak="0">
+    <w:nsid w:val="72C42666"/>
+    <w:multiLevelType w:val="multilevel"/>
+    <w:tmpl w:val="8C7E317A"/>
+    <w:lvl w:ilvl="0">
+      <w:start w:val="1"/>
+      <w:numFmt w:val="decimal"/>
+      <w:lvlText w:val="%1."/>
+      <w:lvlJc w:val="left"/>
+      <w:pPr>
+        <w:tabs>
+          <w:tab w:val="num" w:pos="720"/>
+        </w:tabs>
+        <w:ind w:left="720" w:hanging="360"/>
+      </w:pPr>
+    </w:lvl>
+    <w:lvl w:ilvl="1" w:tentative="1">
+      <w:start w:val="1"/>
+      <w:numFmt w:val="decimal"/>
+      <w:lvlText w:val="%2."/>
+      <w:lvlJc w:val="left"/>
+      <w:pPr>
+        <w:tabs>
+          <w:tab w:val="num" w:pos="1440"/>
+        </w:tabs>
+        <w:ind w:left="1440" w:hanging="360"/>
+      </w:pPr>
+    </w:lvl>
+    <w:lvl w:ilvl="2" w:tentative="1">
+      <w:start w:val="1"/>
+      <w:numFmt w:val="decimal"/>
+      <w:lvlText w:val="%3."/>
+      <w:lvlJc w:val="left"/>
+      <w:pPr>
+        <w:tabs>
+          <w:tab w:val="num" w:pos="2160"/>
+        </w:tabs>
+        <w:ind w:left="2160" w:hanging="360"/>
+      </w:pPr>
+    </w:lvl>
+    <w:lvl w:ilvl="3" w:tentative="1">
+      <w:start w:val="1"/>
+      <w:numFmt w:val="decimal"/>
+      <w:lvlText w:val="%4."/>
+      <w:lvlJc w:val="left"/>
+      <w:pPr>
+        <w:tabs>
+          <w:tab w:val="num" w:pos="2880"/>
+        </w:tabs>
+        <w:ind w:left="2880" w:hanging="360"/>
+      </w:pPr>
+    </w:lvl>
+    <w:lvl w:ilvl="4" w:tentative="1">
+      <w:start w:val="1"/>
+      <w:numFmt w:val="decimal"/>
+      <w:lvlText w:val="%5."/>
+      <w:lvlJc w:val="left"/>
+      <w:pPr>
+        <w:tabs>
+          <w:tab w:val="num" w:pos="3600"/>
+        </w:tabs>
+        <w:ind w:left="3600" w:hanging="360"/>
+      </w:pPr>
+    </w:lvl>
+    <w:lvl w:ilvl="5" w:tentative="1">
+      <w:start w:val="1"/>
+      <w:numFmt w:val="decimal"/>
+      <w:lvlText w:val="%6."/>
+      <w:lvlJc w:val="left"/>
+      <w:pPr>
+        <w:tabs>
+          <w:tab w:val="num" w:pos="4320"/>
+        </w:tabs>
+        <w:ind w:left="4320" w:hanging="360"/>
+      </w:pPr>
+    </w:lvl>
+    <w:lvl w:ilvl="6" w:tentative="1">
+      <w:start w:val="1"/>
+      <w:numFmt w:val="decimal"/>
+      <w:lvlText w:val="%7."/>
+      <w:lvlJc w:val="left"/>
+      <w:pPr>
+        <w:tabs>
+          <w:tab w:val="num" w:pos="5040"/>
+        </w:tabs>
+        <w:ind w:left="5040" w:hanging="360"/>
+      </w:pPr>
+    </w:lvl>
+    <w:lvl w:ilvl="7" w:tentative="1">
+      <w:start w:val="1"/>
+      <w:numFmt w:val="decimal"/>
+      <w:lvlText w:val="%8."/>
+      <w:lvlJc w:val="left"/>
+      <w:pPr>
+        <w:tabs>
+          <w:tab w:val="num" w:pos="5760"/>
+        </w:tabs>
+        <w:ind w:left="5760" w:hanging="360"/>
+      </w:pPr>
+    </w:lvl>
+    <w:lvl w:ilvl="8" w:tentative="1">
+      <w:start w:val="1"/>
+      <w:numFmt w:val="decimal"/>
+      <w:lvlText w:val="%9."/>
+      <w:lvlJc w:val="left"/>
+      <w:pPr>
+        <w:tabs>
+          <w:tab w:val="num" w:pos="6480"/>
+        </w:tabs>
+        <w:ind w:left="6480" w:hanging="360"/>
+      </w:pPr>
+    </w:lvl>
+  </w:abstractNum>
+  <w:abstractNum w:abstractNumId="6" w15:restartNumberingAfterBreak="0">
     <w:nsid w:val="7FCB66DB"/>
     <w:multiLevelType w:val="multilevel"/>
     <w:tmpl w:val="778C941A"/>
@@ -1604,19 +2418,25 @@
     </w:lvl>
   </w:abstractNum>
   <w:num w:numId="1" w16cid:durableId="149911552">
+    <w:abstractNumId w:val="6"/>
+  </w:num>
+  <w:num w:numId="2" w16cid:durableId="84040918">
     <w:abstractNumId w:val="4"/>
   </w:num>
-  <w:num w:numId="2" w16cid:durableId="84040918">
+  <w:num w:numId="3" w16cid:durableId="779422699">
+    <w:abstractNumId w:val="2"/>
+  </w:num>
+  <w:num w:numId="4" w16cid:durableId="275797958">
     <w:abstractNumId w:val="3"/>
   </w:num>
-  <w:num w:numId="3" w16cid:durableId="779422699">
+  <w:num w:numId="5" w16cid:durableId="1108742790">
     <w:abstractNumId w:val="1"/>
   </w:num>
-  <w:num w:numId="4" w16cid:durableId="275797958">
-    <w:abstractNumId w:val="2"/>
+  <w:num w:numId="6" w16cid:durableId="543829044">
+    <w:abstractNumId w:val="0"/>
   </w:num>
-  <w:num w:numId="5" w16cid:durableId="1108742790">
-    <w:abstractNumId w:val="0"/>
+  <w:num w:numId="7" w16cid:durableId="951329417">
+    <w:abstractNumId w:val="5"/>
   </w:num>
 </w:numbering>
 </file>
@@ -2224,6 +3044,7 @@
   <w:style w:type="character" w:default="1" w:styleId="DefaultParagraphFont">
     <w:name w:val="Default Paragraph Font"/>
     <w:uiPriority w:val="1"/>
+    <w:semiHidden/>
     <w:unhideWhenUsed/>
   </w:style>
   <w:style w:type="table" w:default="1" w:styleId="TableNormal">
